--- a/docs/4 - Web Application - Technical Architecture.docx
+++ b/docs/4 - Web Application - Technical Architecture.docx
@@ -45,7 +45,7 @@
           <w:sz w:val="20"/>
           <w:szCs w:val="20"/>
         </w:rPr>
-        <w:t xml:space="preserve">Travelers World Map  ·  Document 4 of 4</w:t>
+        <w:t>Travelers World Map  ·  Document 4 of 5</w:t>
       </w:r>
     </w:p>
     <w:p>
@@ -61,6 +61,21 @@
           <w:szCs w:val="20"/>
         </w:rPr>
         <w:t xml:space="preserve">Stack, data model, map rendering, integrations and operations. The database construction pipeline is code and documents itself; see its README.</w:t>
+      </w:r>
+    </w:p>
+    <w:p>
+      <w:pPr>
+        <w:spacing w:after="640"/>
+      </w:pPr>
+      <w:r>
+        <w:rPr>
+          <w:i/>
+          <w:iCs/>
+          <w:color w:val="6B7780"/>
+          <w:sz w:val="20"/>
+          <w:szCs w:val="20"/>
+        </w:rPr>
+        <w:t>Status, 23 August 2026. Document 5, the MVP specification, is the requirements document for the web application, accepted on 23 August 2026. This document holds — the shape of the system, the data model, the rendering approach, the operational posture — except where document 5 §9 names a different choice for a layer of the stack, and there document 5 wins. Where this document says territory it means the printed tile, as defined in document 1 §2.2. The web region layer, which the application renders instead, is described in §3.1 and §7 below.</w:t>
       </w:r>
     </w:p>
     <w:p>
@@ -2025,6 +2040,38 @@
     </w:p>
     <w:p>
       <w:pPr>
+        <w:pBdr>
+          <w:left w:val="single" w:color="8C6D3F" w:sz="14" w:space="10"/>
+        </w:pBdr>
+        <w:spacing w:after="160" w:before="120" w:line="268"/>
+        <w:ind w:left="340"/>
+      </w:pPr>
+      <w:r>
+        <w:rPr>
+          <w:b/>
+          <w:bCs/>
+        </w:rPr>
+        <w:t>Two polygon references, not one. region_id names the web region containing the place and is never null: every place in the application sits in exactly one region, and a place without one fails the build. territory_id names the printed tile and is null for any place that does not reach the printed map. The two come from different files, and neither can be derived from the other.</w:t>
+      </w:r>
+    </w:p>
+    <w:p>
+      <w:pPr>
+        <w:pBdr>
+          <w:left w:val="single" w:color="8C6D3F" w:sz="14" w:space="10"/>
+        </w:pBdr>
+        <w:spacing w:after="160" w:before="120" w:line="268"/>
+        <w:ind w:left="340"/>
+      </w:pPr>
+      <w:r>
+        <w:rPr>
+          <w:b/>
+          <w:bCs/>
+        </w:rPr>
+        <w:t>country carries the administering state for a place in dissolved territory, and disputed carries the code of the dissolved territory where one applies: Laayoune reads country Morocco, disputed ESH. The application uses disputed to say that sovereignty is contested without drawing a border, and to refuse to inherit the administering state's rules — a visa regime, for instance — for places inside it.</w:t>
+      </w:r>
+    </w:p>
+    <w:p>
+      <w:pPr>
         <w:pStyle w:val="Heading2"/>
         <w:spacing w:after="110" w:before="260"/>
       </w:pPr>
@@ -2781,10 +2828,7 @@
           <w:b/>
           <w:bCs/>
         </w:rPr>
-        <w:t xml:space="preserve">Ship places as vector tiles, not GeoJSON.</w:t>
-      </w:r>
-      <w:r>
-        <w:t xml:space="preserve"> Generate them in the pipeline, cap the point layer at a mid zoom, trim coordinates and strip unused properties.</w:t>
+        <w:t>Document 5 §9 sets the delivery for the MVP: GeoJSON per country while the database is near twelve thousand places, moving to vector tiles before it approaches twenty-five thousand. The number in this section's heading is the ceiling the design must survive, not the number shipping today. Either way the files are generated in the pipeline, the point layer is capped at a mid zoom, coordinates are trimmed and unused properties are stripped.</w:t>
       </w:r>
     </w:p>
     <w:p>
@@ -2906,10 +2950,7 @@
           <w:b/>
           <w:bCs/>
         </w:rPr>
-        <w:t xml:space="preserve">Bevel the corners</w:t>
-      </w:r>
-      <w:r>
-        <w:t xml:space="preserve"> using the renderer's rounded-extrusion support, so the pieces read as moulded rather than cut.</w:t>
+        <w:t>Bevelled corners are parked. The renderer has no rounded-extrusion property, and nothing that imitates one survives a camera move, so the pieces read as cut until MapLibre grows the capability. The fake shadow below is a different case and is allowed: it is a fill placed under a polygon, not a claim about the geometry of the polygon.</w:t>
       </w:r>
     </w:p>
     <w:p>
@@ -3013,7 +3054,7 @@
         <w:spacing w:after="140" w:line="276"/>
       </w:pPr>
       <w:r>
-        <w:t xml:space="preserve">The pipeline emits a versioned bundle: vector tiles for places and territories, per-country JSON for the register, and a manifest naming the build, the source versions and the model parameters.</w:t>
+        <w:t>The pipeline emits a versioned bundle: the place files, the web region polygons as their own file, the printed tile polygons as a separate file, per-country JSON for the register, a manifest naming the build, the source versions and the model parameters, and the verification report for that bundle. The two polygon files are never interchanged. The application draws regions; printed tiles appear only in the preview mode, because a layer assembled from tiles has a gap wherever a country has land and no holes. The gates in document 1 §19 run against the published bundle — the same files the client will fetch — and not against the working directory the run produced.</w:t>
       </w:r>
     </w:p>
     <w:p>
